--- a/tasks/finalpool/research-lab-publication-pipeline/groundtruth_workspace/research_roadmap.docx
+++ b/tasks/finalpool/research-lab-publication-pipeline/groundtruth_workspace/research_roadmap.docx
@@ -3,63 +3,73 @@
 <w:document xmlns:wpc="http://schemas.microsoft.com/office/word/2010/wordprocessingCanvas" xmlns:mo="http://schemas.microsoft.com/office/mac/office/2008/main" xmlns:mc="http://schemas.openxmlformats.org/markup-compatibility/2006" xmlns:mv="urn:schemas-microsoft-com:mac:vml" xmlns:o="urn:schemas-microsoft-com:office:office" xmlns:r="http://schemas.openxmlformats.org/officeDocument/2006/relationships" xmlns:m="http://schemas.openxmlformats.org/officeDocument/2006/math" xmlns:v="urn:schemas-microsoft-com:vml" xmlns:wp14="http://schemas.microsoft.com/office/word/2010/wordprocessingDrawing" xmlns:wp="http://schemas.openxmlformats.org/drawingml/2006/wordprocessingDrawing" xmlns:w10="urn:schemas-microsoft-com:office:word" xmlns:w="http://schemas.openxmlformats.org/wordprocessingml/2006/main" xmlns:w14="http://schemas.microsoft.com/office/word/2010/wordml" xmlns:wpg="http://schemas.microsoft.com/office/word/2010/wordprocessingGroup" xmlns:wpi="http://schemas.microsoft.com/office/word/2010/wordprocessingInk" xmlns:wne="http://schemas.microsoft.com/office/word/2006/wordml" xmlns:wps="http://schemas.microsoft.com/office/word/2010/wordprocessingShape" mc:Ignorable="w14 wp14">
   <w:body>
     <w:p>
-      <w:pPr>
-        <w:pStyle w:val="Title"/>
-      </w:pPr>
       <w:r>
+        <w:rPr>
+          <w:b/>
+          <w:sz w:val="28"/>
+        </w:rPr>
         <w:t>Research Lab Publication Roadmap</w:t>
       </w:r>
     </w:p>
     <w:p>
-      <w:pPr>
-        <w:pStyle w:val="Heading1"/>
-      </w:pPr>
       <w:r>
+        <w:t>This roadmap synthesizes our laboratory's six-phase publication pipeline: comprehensive literature search, full-text retrieval, per-paper analysis, structured literature consolidation, gap analysis, and synthesis into future research directions. It is grounded in the 2024-2025 arXiv corpus our laboratory retrieved and catalogued in the literature database.</w:t>
+      </w:r>
+    </w:p>
+    <w:p>
+      <w:r>
+        <w:rPr>
+          <w:b/>
+          <w:sz w:val="28"/>
+        </w:rPr>
         <w:t>Major Research Directions</w:t>
       </w:r>
     </w:p>
     <w:p>
       <w:r>
-        <w:t>Based on the literature review of papers from 2021-2024, our laboratory should pursue three major directions: (1) novel architectures for complex systems, (2) reproducible experimental pipelines, and (3) ethics-aware methodology.</w:t>
+        <w:t>Based on the literature review, our laboratory should pursue three major research directions: (1) reliable tool use and state tracking for language-model agents, following Maya Chen, David Ortiz (2024), "Reliable Tool Use by Language Model Agents in Multi-Agent Systems", arXiv:2401.10001; (2) evidence-calibrated retrieval-augmented generation and reproducible computational pipelines, following Priya Nair, Jonas Weber (2024), "Retrieval-Augmented Generation with Evidence Calibration", arXiv:2402.10002 and Samuel Green, Yuki Tanaka (2024), "Reproducible Computational Experiment Pipelines", arXiv:2404.10004; and (3) validation and uncertainty-aware methodology for high-stakes scientific AI, following Rachel Kim, Tomas Novak (2025), "Human-in-the-Loop Validation for High-Stakes AI", arXiv:2501.10009 and Amina Yusuf, Peter Hall (2025), "Benchmarking Scientific AI under Distribution Shift", arXiv:2502.10010.</w:t>
       </w:r>
     </w:p>
     <w:p>
-      <w:pPr>
-        <w:pStyle w:val="Heading1"/>
-      </w:pPr>
       <w:r>
+        <w:rPr>
+          <w:b/>
+          <w:sz w:val="28"/>
+        </w:rPr>
         <w:t>Identified Research Gaps</w:t>
       </w:r>
     </w:p>
     <w:p>
       <w:r>
-        <w:t>Several gaps were identified: limited cross-disciplinary studies, insufficient open-data practices in our domain, and a lack of standardized benchmarks.</w:t>
+        <w:t>Several gaps were identified: limited evidence calibration in retrieval pipelines, insufficient reproducibility infrastructure for computational experiments, missing human-in-the-loop validation for high-stakes decisions, and weak handling of scientific distribution shift in benchmarks. See Elena Rossi, Ahmed Saleh (2024), "Multimodal Foundation Models for Scientific Discovery", arXiv:2403.10003 and Nora Ibrahim, Lucas Martin (2024), "Causal Evaluation of Adaptive Research Systems", arXiv:2405.10005 for relevant analyses.</w:t>
       </w:r>
     </w:p>
     <w:p>
-      <w:pPr>
-        <w:pStyle w:val="Heading1"/>
-      </w:pPr>
       <w:r>
+        <w:rPr>
+          <w:b/>
+          <w:sz w:val="28"/>
+        </w:rPr>
         <w:t>Recommendations</w:t>
       </w:r>
     </w:p>
     <w:p>
       <w:r>
-        <w:t>We recommend prioritizing collaborative studies with the AI Frontiers group (Anderson et al.), aligning our experimental protocols with current methodological best practices (Chen et al.), and incorporating ethics review into project design (Martinez et al.).</w:t>
-      </w:r>
-    </w:p>
-    <w:p>
-      <w:pPr>
-        <w:pStyle w:val="Heading1"/>
-      </w:pPr>
-      <w:r>
-        <w:t>Emerging Trends</w:t>
+        <w:t>We recommend prioritizing collaboration with groups working on reproducible experiment pipelines and open-science infrastructure (Isabelle Moreau, Henry Adams (2024), "Open Science Infrastructure for Data and Code Reuse", arXiv:2408.10008), adopting evidence-calibrated RAG and causal evaluation protocols (Priya Nair, Jonas Weber (2024), "Retrieval-Augmented Generation with Evidence Calibration", arXiv:2402.10002, Nora Ibrahim, Lucas Martin (2024), "Causal Evaluation of Adaptive Research Systems", arXiv:2405.10005), and incorporating Bayesian adaptive design for our small laboratory studies (Grace Liu, Mateo Silva (2024), "Bayesian Adaptive Design for Small Laboratory Studies", arXiv:2407.10007). We should also explore graph neural network approaches for molecular measurement analysis (Fatima Khan, Owen Brooks (2024), "Graph Neural Networks for Molecular Measurement Analysis", arXiv:2406.10006).</w:t>
       </w:r>
     </w:p>
     <w:p>
       <w:r>
-        <w:t>Multi-modal AI, reproducibility tooling, and federated experimental pipelines are emerging trends that may impact our research area in the next 2-3 years.</w:t>
+        <w:rPr>
+          <w:b/>
+          <w:sz w:val="28"/>
+        </w:rPr>
+        <w:t>Future Directions</w:t>
+      </w:r>
+    </w:p>
+    <w:p>
+      <w:r>
+        <w:t>Emerging trends include multimodal foundation models for scientific discovery, reproducible computational experiment pipelines, and human-in-the-loop validation. We will schedule roadmap discussions and share this document with all laboratory members via email and calendar.</w:t>
       </w:r>
     </w:p>
     <w:sectPr>
